--- a/deliverables/2026-09-01/01-send-to-reviewers/ESG-DP-2026-BLIND-01.docx
+++ b/deliverables/2026-09-01/01-send-to-reviewers/ESG-DP-2026-BLIND-01.docx
@@ -1521,7 +1521,7 @@
             </w:rPr>
             <w:fldChar w:fldCharType="separate"/>
           </w:r>
-          <w:hyperlink w:anchor="__RefHeading___Toc2093_2077070603">
+          <w:hyperlink w:anchor="__RefHeading___Toc2093_217768468">
             <w:r>
               <w:rPr>
                 <w:webHidden/>
@@ -1542,7 +1542,7 @@
             </w:tabs>
             <w:rPr/>
           </w:pPr>
-          <w:hyperlink w:anchor="__RefHeading___Toc2095_2077070603">
+          <w:hyperlink w:anchor="__RefHeading___Toc2095_217768468">
             <w:r>
               <w:rPr>
                 <w:webHidden/>
@@ -1563,7 +1563,7 @@
             </w:tabs>
             <w:rPr/>
           </w:pPr>
-          <w:hyperlink w:anchor="__RefHeading___Toc2097_2077070603">
+          <w:hyperlink w:anchor="__RefHeading___Toc2097_217768468">
             <w:r>
               <w:rPr>
                 <w:webHidden/>
@@ -1584,7 +1584,7 @@
             </w:tabs>
             <w:rPr/>
           </w:pPr>
-          <w:hyperlink w:anchor="__RefHeading___Toc2099_2077070603">
+          <w:hyperlink w:anchor="__RefHeading___Toc2099_217768468">
             <w:r>
               <w:rPr>
                 <w:webHidden/>
@@ -1605,7 +1605,7 @@
             </w:tabs>
             <w:rPr/>
           </w:pPr>
-          <w:hyperlink w:anchor="__RefHeading___Toc2101_2077070603">
+          <w:hyperlink w:anchor="__RefHeading___Toc2101_217768468">
             <w:r>
               <w:rPr>
                 <w:webHidden/>
@@ -1626,7 +1626,7 @@
             </w:tabs>
             <w:rPr/>
           </w:pPr>
-          <w:hyperlink w:anchor="__RefHeading___Toc2103_2077070603">
+          <w:hyperlink w:anchor="__RefHeading___Toc2103_217768468">
             <w:r>
               <w:rPr>
                 <w:webHidden/>
@@ -1647,7 +1647,7 @@
             </w:tabs>
             <w:rPr/>
           </w:pPr>
-          <w:hyperlink w:anchor="__RefHeading___Toc2105_2077070603">
+          <w:hyperlink w:anchor="__RefHeading___Toc2105_217768468">
             <w:r>
               <w:rPr>
                 <w:webHidden/>
@@ -1668,7 +1668,7 @@
             </w:tabs>
             <w:rPr/>
           </w:pPr>
-          <w:hyperlink w:anchor="__RefHeading___Toc2107_2077070603">
+          <w:hyperlink w:anchor="__RefHeading___Toc2107_217768468">
             <w:r>
               <w:rPr>
                 <w:webHidden/>
@@ -1689,7 +1689,7 @@
             </w:tabs>
             <w:rPr/>
           </w:pPr>
-          <w:hyperlink w:anchor="__RefHeading___Toc2109_2077070603">
+          <w:hyperlink w:anchor="__RefHeading___Toc2109_217768468">
             <w:r>
               <w:rPr>
                 <w:webHidden/>
@@ -1710,7 +1710,7 @@
             </w:tabs>
             <w:rPr/>
           </w:pPr>
-          <w:hyperlink w:anchor="__RefHeading___Toc2111_2077070603">
+          <w:hyperlink w:anchor="__RefHeading___Toc2111_217768468">
             <w:r>
               <w:rPr>
                 <w:webHidden/>
@@ -1731,7 +1731,7 @@
             </w:tabs>
             <w:rPr/>
           </w:pPr>
-          <w:hyperlink w:anchor="__RefHeading___Toc2113_2077070603">
+          <w:hyperlink w:anchor="__RefHeading___Toc2113_217768468">
             <w:r>
               <w:rPr>
                 <w:webHidden/>
@@ -1752,7 +1752,7 @@
             </w:tabs>
             <w:rPr/>
           </w:pPr>
-          <w:hyperlink w:anchor="__RefHeading___Toc2115_2077070603">
+          <w:hyperlink w:anchor="__RefHeading___Toc2115_217768468">
             <w:r>
               <w:rPr>
                 <w:webHidden/>
@@ -1773,7 +1773,7 @@
             </w:tabs>
             <w:rPr/>
           </w:pPr>
-          <w:hyperlink w:anchor="__RefHeading___Toc2117_2077070603">
+          <w:hyperlink w:anchor="__RefHeading___Toc2117_217768468">
             <w:r>
               <w:rPr>
                 <w:webHidden/>
@@ -1794,7 +1794,7 @@
             </w:tabs>
             <w:rPr/>
           </w:pPr>
-          <w:hyperlink w:anchor="__RefHeading___Toc2119_2077070603">
+          <w:hyperlink w:anchor="__RefHeading___Toc2119_217768468">
             <w:r>
               <w:rPr>
                 <w:webHidden/>
@@ -1815,7 +1815,7 @@
             </w:tabs>
             <w:rPr/>
           </w:pPr>
-          <w:hyperlink w:anchor="__RefHeading___Toc2121_2077070603">
+          <w:hyperlink w:anchor="__RefHeading___Toc2121_217768468">
             <w:r>
               <w:rPr>
                 <w:webHidden/>
@@ -1836,7 +1836,7 @@
             </w:tabs>
             <w:rPr/>
           </w:pPr>
-          <w:hyperlink w:anchor="__RefHeading___Toc2123_2077070603">
+          <w:hyperlink w:anchor="__RefHeading___Toc2123_217768468">
             <w:r>
               <w:rPr>
                 <w:webHidden/>
@@ -1857,7 +1857,7 @@
             </w:tabs>
             <w:rPr/>
           </w:pPr>
-          <w:hyperlink w:anchor="__RefHeading___Toc2125_2077070603">
+          <w:hyperlink w:anchor="__RefHeading___Toc2125_217768468">
             <w:r>
               <w:rPr>
                 <w:webHidden/>
@@ -1878,7 +1878,7 @@
             </w:tabs>
             <w:rPr/>
           </w:pPr>
-          <w:hyperlink w:anchor="__RefHeading___Toc2127_2077070603">
+          <w:hyperlink w:anchor="__RefHeading___Toc2127_217768468">
             <w:r>
               <w:rPr>
                 <w:webHidden/>
@@ -1899,7 +1899,7 @@
             </w:tabs>
             <w:rPr/>
           </w:pPr>
-          <w:hyperlink w:anchor="__RefHeading___Toc2129_2077070603">
+          <w:hyperlink w:anchor="__RefHeading___Toc2129_217768468">
             <w:r>
               <w:rPr>
                 <w:webHidden/>
@@ -1920,7 +1920,7 @@
             </w:tabs>
             <w:rPr/>
           </w:pPr>
-          <w:hyperlink w:anchor="__RefHeading___Toc2131_2077070603">
+          <w:hyperlink w:anchor="__RefHeading___Toc2131_217768468">
             <w:r>
               <w:rPr>
                 <w:webHidden/>
@@ -1941,7 +1941,7 @@
             </w:tabs>
             <w:rPr/>
           </w:pPr>
-          <w:hyperlink w:anchor="__RefHeading___Toc2133_2077070603">
+          <w:hyperlink w:anchor="__RefHeading___Toc2133_217768468">
             <w:r>
               <w:rPr>
                 <w:webHidden/>
@@ -1962,7 +1962,7 @@
             </w:tabs>
             <w:rPr/>
           </w:pPr>
-          <w:hyperlink w:anchor="__RefHeading___Toc2135_2077070603">
+          <w:hyperlink w:anchor="__RefHeading___Toc2135_217768468">
             <w:r>
               <w:rPr>
                 <w:webHidden/>
@@ -1983,7 +1983,7 @@
             </w:tabs>
             <w:rPr/>
           </w:pPr>
-          <w:hyperlink w:anchor="__RefHeading___Toc2137_2077070603">
+          <w:hyperlink w:anchor="__RefHeading___Toc2137_217768468">
             <w:r>
               <w:rPr>
                 <w:webHidden/>
@@ -2004,7 +2004,7 @@
             </w:tabs>
             <w:rPr/>
           </w:pPr>
-          <w:hyperlink w:anchor="__RefHeading___Toc2139_2077070603">
+          <w:hyperlink w:anchor="__RefHeading___Toc2139_217768468">
             <w:r>
               <w:rPr>
                 <w:webHidden/>
@@ -2025,7 +2025,7 @@
             </w:tabs>
             <w:rPr/>
           </w:pPr>
-          <w:hyperlink w:anchor="__RefHeading___Toc2141_2077070603">
+          <w:hyperlink w:anchor="__RefHeading___Toc2141_217768468">
             <w:r>
               <w:rPr>
                 <w:webHidden/>
@@ -2046,7 +2046,7 @@
             </w:tabs>
             <w:rPr/>
           </w:pPr>
-          <w:hyperlink w:anchor="__RefHeading___Toc2143_2077070603">
+          <w:hyperlink w:anchor="__RefHeading___Toc2143_217768468">
             <w:r>
               <w:rPr>
                 <w:webHidden/>
@@ -2067,7 +2067,7 @@
             </w:tabs>
             <w:rPr/>
           </w:pPr>
-          <w:hyperlink w:anchor="__RefHeading___Toc2145_2077070603">
+          <w:hyperlink w:anchor="__RefHeading___Toc2145_217768468">
             <w:r>
               <w:rPr>
                 <w:webHidden/>
@@ -2088,7 +2088,7 @@
             </w:tabs>
             <w:rPr/>
           </w:pPr>
-          <w:hyperlink w:anchor="__RefHeading___Toc2147_2077070603">
+          <w:hyperlink w:anchor="__RefHeading___Toc2147_217768468">
             <w:r>
               <w:rPr>
                 <w:webHidden/>
@@ -2109,7 +2109,7 @@
             </w:tabs>
             <w:rPr/>
           </w:pPr>
-          <w:hyperlink w:anchor="__RefHeading___Toc2149_2077070603">
+          <w:hyperlink w:anchor="__RefHeading___Toc2149_217768468">
             <w:r>
               <w:rPr>
                 <w:webHidden/>
@@ -2130,7 +2130,7 @@
             </w:tabs>
             <w:rPr/>
           </w:pPr>
-          <w:hyperlink w:anchor="__RefHeading___Toc2151_2077070603">
+          <w:hyperlink w:anchor="__RefHeading___Toc2151_217768468">
             <w:r>
               <w:rPr>
                 <w:webHidden/>
@@ -2151,7 +2151,7 @@
             </w:tabs>
             <w:rPr/>
           </w:pPr>
-          <w:hyperlink w:anchor="__RefHeading___Toc2153_2077070603">
+          <w:hyperlink w:anchor="__RefHeading___Toc2153_217768468">
             <w:r>
               <w:rPr>
                 <w:webHidden/>
@@ -2172,7 +2172,7 @@
             </w:tabs>
             <w:rPr/>
           </w:pPr>
-          <w:hyperlink w:anchor="__RefHeading___Toc2155_2077070603">
+          <w:hyperlink w:anchor="__RefHeading___Toc2155_217768468">
             <w:r>
               <w:rPr>
                 <w:webHidden/>
@@ -2193,7 +2193,7 @@
             </w:tabs>
             <w:rPr/>
           </w:pPr>
-          <w:hyperlink w:anchor="__RefHeading___Toc2157_2077070603">
+          <w:hyperlink w:anchor="__RefHeading___Toc2157_217768468">
             <w:r>
               <w:rPr>
                 <w:webHidden/>
@@ -2214,7 +2214,7 @@
             </w:tabs>
             <w:rPr/>
           </w:pPr>
-          <w:hyperlink w:anchor="__RefHeading___Toc2159_2077070603">
+          <w:hyperlink w:anchor="__RefHeading___Toc2159_217768468">
             <w:r>
               <w:rPr>
                 <w:webHidden/>
@@ -2235,7 +2235,7 @@
             </w:tabs>
             <w:rPr/>
           </w:pPr>
-          <w:hyperlink w:anchor="__RefHeading___Toc2161_2077070603">
+          <w:hyperlink w:anchor="__RefHeading___Toc2161_217768468">
             <w:r>
               <w:rPr>
                 <w:webHidden/>
@@ -2256,7 +2256,7 @@
             </w:tabs>
             <w:rPr/>
           </w:pPr>
-          <w:hyperlink w:anchor="__RefHeading___Toc2163_2077070603">
+          <w:hyperlink w:anchor="__RefHeading___Toc2163_217768468">
             <w:r>
               <w:rPr>
                 <w:webHidden/>
@@ -2277,7 +2277,7 @@
             </w:tabs>
             <w:rPr/>
           </w:pPr>
-          <w:hyperlink w:anchor="__RefHeading___Toc2165_2077070603">
+          <w:hyperlink w:anchor="__RefHeading___Toc2165_217768468">
             <w:r>
               <w:rPr>
                 <w:webHidden/>
@@ -2298,7 +2298,7 @@
             </w:tabs>
             <w:rPr/>
           </w:pPr>
-          <w:hyperlink w:anchor="__RefHeading___Toc2167_2077070603">
+          <w:hyperlink w:anchor="__RefHeading___Toc2167_217768468">
             <w:r>
               <w:rPr>
                 <w:webHidden/>
@@ -2319,7 +2319,7 @@
             </w:tabs>
             <w:rPr/>
           </w:pPr>
-          <w:hyperlink w:anchor="__RefHeading___Toc2169_2077070603">
+          <w:hyperlink w:anchor="__RefHeading___Toc2169_217768468">
             <w:r>
               <w:rPr>
                 <w:webHidden/>
@@ -2340,7 +2340,7 @@
             </w:tabs>
             <w:rPr/>
           </w:pPr>
-          <w:hyperlink w:anchor="__RefHeading___Toc2171_2077070603">
+          <w:hyperlink w:anchor="__RefHeading___Toc2171_217768468">
             <w:r>
               <w:rPr>
                 <w:webHidden/>
@@ -2361,7 +2361,7 @@
             </w:tabs>
             <w:rPr/>
           </w:pPr>
-          <w:hyperlink w:anchor="__RefHeading___Toc2173_2077070603">
+          <w:hyperlink w:anchor="__RefHeading___Toc2173_217768468">
             <w:r>
               <w:rPr>
                 <w:webHidden/>
@@ -2382,7 +2382,7 @@
             </w:tabs>
             <w:rPr/>
           </w:pPr>
-          <w:hyperlink w:anchor="__RefHeading___Toc2175_2077070603">
+          <w:hyperlink w:anchor="__RefHeading___Toc2175_217768468">
             <w:r>
               <w:rPr>
                 <w:webHidden/>
@@ -2403,7 +2403,7 @@
             </w:tabs>
             <w:rPr/>
           </w:pPr>
-          <w:hyperlink w:anchor="__RefHeading___Toc2177_2077070603">
+          <w:hyperlink w:anchor="__RefHeading___Toc2177_217768468">
             <w:r>
               <w:rPr>
                 <w:webHidden/>
@@ -2424,7 +2424,7 @@
             </w:tabs>
             <w:rPr/>
           </w:pPr>
-          <w:hyperlink w:anchor="__RefHeading___Toc2179_2077070603">
+          <w:hyperlink w:anchor="__RefHeading___Toc2179_217768468">
             <w:r>
               <w:rPr>
                 <w:webHidden/>
@@ -2445,7 +2445,7 @@
             </w:tabs>
             <w:rPr/>
           </w:pPr>
-          <w:hyperlink w:anchor="__RefHeading___Toc2181_2077070603">
+          <w:hyperlink w:anchor="__RefHeading___Toc2181_217768468">
             <w:r>
               <w:rPr>
                 <w:webHidden/>
@@ -2466,7 +2466,7 @@
             </w:tabs>
             <w:rPr/>
           </w:pPr>
-          <w:hyperlink w:anchor="__RefHeading___Toc2183_2077070603">
+          <w:hyperlink w:anchor="__RefHeading___Toc2183_217768468">
             <w:r>
               <w:rPr>
                 <w:webHidden/>
@@ -2487,7 +2487,7 @@
             </w:tabs>
             <w:rPr/>
           </w:pPr>
-          <w:hyperlink w:anchor="__RefHeading___Toc2185_2077070603">
+          <w:hyperlink w:anchor="__RefHeading___Toc2185_217768468">
             <w:r>
               <w:rPr>
                 <w:webHidden/>
@@ -2508,7 +2508,7 @@
             </w:tabs>
             <w:rPr/>
           </w:pPr>
-          <w:hyperlink w:anchor="__RefHeading___Toc2187_2077070603">
+          <w:hyperlink w:anchor="__RefHeading___Toc2187_217768468">
             <w:r>
               <w:rPr>
                 <w:webHidden/>
@@ -2529,7 +2529,7 @@
             </w:tabs>
             <w:rPr/>
           </w:pPr>
-          <w:hyperlink w:anchor="__RefHeading___Toc2189_2077070603">
+          <w:hyperlink w:anchor="__RefHeading___Toc2189_217768468">
             <w:r>
               <w:rPr>
                 <w:webHidden/>
@@ -2550,7 +2550,7 @@
             </w:tabs>
             <w:rPr/>
           </w:pPr>
-          <w:hyperlink w:anchor="__RefHeading___Toc2191_2077070603">
+          <w:hyperlink w:anchor="__RefHeading___Toc2191_217768468">
             <w:r>
               <w:rPr>
                 <w:webHidden/>
@@ -2571,7 +2571,7 @@
             </w:tabs>
             <w:rPr/>
           </w:pPr>
-          <w:hyperlink w:anchor="__RefHeading___Toc2193_2077070603">
+          <w:hyperlink w:anchor="__RefHeading___Toc2193_217768468">
             <w:r>
               <w:rPr>
                 <w:webHidden/>
@@ -2592,7 +2592,7 @@
             </w:tabs>
             <w:rPr/>
           </w:pPr>
-          <w:hyperlink w:anchor="__RefHeading___Toc2195_2077070603">
+          <w:hyperlink w:anchor="__RefHeading___Toc2195_217768468">
             <w:r>
               <w:rPr>
                 <w:webHidden/>
@@ -2613,7 +2613,7 @@
             </w:tabs>
             <w:rPr/>
           </w:pPr>
-          <w:hyperlink w:anchor="__RefHeading___Toc2197_2077070603">
+          <w:hyperlink w:anchor="__RefHeading___Toc2197_217768468">
             <w:r>
               <w:rPr>
                 <w:webHidden/>
@@ -2634,7 +2634,7 @@
             </w:tabs>
             <w:rPr/>
           </w:pPr>
-          <w:hyperlink w:anchor="__RefHeading___Toc2199_2077070603">
+          <w:hyperlink w:anchor="__RefHeading___Toc2199_217768468">
             <w:r>
               <w:rPr>
                 <w:webHidden/>
@@ -2655,7 +2655,7 @@
             </w:tabs>
             <w:rPr/>
           </w:pPr>
-          <w:hyperlink w:anchor="__RefHeading___Toc2201_2077070603">
+          <w:hyperlink w:anchor="__RefHeading___Toc2201_217768468">
             <w:r>
               <w:rPr>
                 <w:webHidden/>
@@ -2676,7 +2676,7 @@
             </w:tabs>
             <w:rPr/>
           </w:pPr>
-          <w:hyperlink w:anchor="__RefHeading___Toc2203_2077070603">
+          <w:hyperlink w:anchor="__RefHeading___Toc2203_217768468">
             <w:r>
               <w:rPr>
                 <w:webHidden/>
@@ -2697,7 +2697,7 @@
             </w:tabs>
             <w:rPr/>
           </w:pPr>
-          <w:hyperlink w:anchor="__RefHeading___Toc2205_2077070603">
+          <w:hyperlink w:anchor="__RefHeading___Toc2205_217768468">
             <w:r>
               <w:rPr>
                 <w:webHidden/>
@@ -2718,7 +2718,7 @@
             </w:tabs>
             <w:rPr/>
           </w:pPr>
-          <w:hyperlink w:anchor="__RefHeading___Toc2207_2077070603">
+          <w:hyperlink w:anchor="__RefHeading___Toc2207_217768468">
             <w:r>
               <w:rPr>
                 <w:webHidden/>
@@ -2739,7 +2739,7 @@
             </w:tabs>
             <w:rPr/>
           </w:pPr>
-          <w:hyperlink w:anchor="__RefHeading___Toc2209_2077070603">
+          <w:hyperlink w:anchor="__RefHeading___Toc2209_217768468">
             <w:r>
               <w:rPr>
                 <w:webHidden/>
@@ -2760,7 +2760,7 @@
             </w:tabs>
             <w:rPr/>
           </w:pPr>
-          <w:hyperlink w:anchor="__RefHeading___Toc2211_2077070603">
+          <w:hyperlink w:anchor="__RefHeading___Toc2211_217768468">
             <w:r>
               <w:rPr>
                 <w:webHidden/>
@@ -2781,7 +2781,7 @@
             </w:tabs>
             <w:rPr/>
           </w:pPr>
-          <w:hyperlink w:anchor="__RefHeading___Toc2213_2077070603">
+          <w:hyperlink w:anchor="__RefHeading___Toc2213_217768468">
             <w:r>
               <w:rPr>
                 <w:webHidden/>
@@ -2802,7 +2802,7 @@
             </w:tabs>
             <w:rPr/>
           </w:pPr>
-          <w:hyperlink w:anchor="__RefHeading___Toc2215_2077070603">
+          <w:hyperlink w:anchor="__RefHeading___Toc2215_217768468">
             <w:r>
               <w:rPr>
                 <w:webHidden/>
@@ -2823,7 +2823,7 @@
             </w:tabs>
             <w:rPr/>
           </w:pPr>
-          <w:hyperlink w:anchor="__RefHeading___Toc2217_2077070603">
+          <w:hyperlink w:anchor="__RefHeading___Toc2217_217768468">
             <w:r>
               <w:rPr>
                 <w:webHidden/>
@@ -2844,7 +2844,7 @@
             </w:tabs>
             <w:rPr/>
           </w:pPr>
-          <w:hyperlink w:anchor="__RefHeading___Toc2219_2077070603">
+          <w:hyperlink w:anchor="__RefHeading___Toc2219_217768468">
             <w:r>
               <w:rPr>
                 <w:webHidden/>
@@ -2865,7 +2865,7 @@
             </w:tabs>
             <w:rPr/>
           </w:pPr>
-          <w:hyperlink w:anchor="__RefHeading___Toc2221_2077070603">
+          <w:hyperlink w:anchor="__RefHeading___Toc2221_217768468">
             <w:r>
               <w:rPr>
                 <w:webHidden/>
@@ -2886,7 +2886,7 @@
             </w:tabs>
             <w:rPr/>
           </w:pPr>
-          <w:hyperlink w:anchor="__RefHeading___Toc2223_2077070603">
+          <w:hyperlink w:anchor="__RefHeading___Toc2223_217768468">
             <w:r>
               <w:rPr>
                 <w:webHidden/>
@@ -2907,7 +2907,7 @@
             </w:tabs>
             <w:rPr/>
           </w:pPr>
-          <w:hyperlink w:anchor="__RefHeading___Toc2225_2077070603">
+          <w:hyperlink w:anchor="__RefHeading___Toc2225_217768468">
             <w:r>
               <w:rPr>
                 <w:webHidden/>
@@ -2928,7 +2928,7 @@
             </w:tabs>
             <w:rPr/>
           </w:pPr>
-          <w:hyperlink w:anchor="__RefHeading___Toc2227_2077070603">
+          <w:hyperlink w:anchor="__RefHeading___Toc2227_217768468">
             <w:r>
               <w:rPr>
                 <w:webHidden/>
@@ -2949,7 +2949,7 @@
             </w:tabs>
             <w:rPr/>
           </w:pPr>
-          <w:hyperlink w:anchor="__RefHeading___Toc2229_2077070603">
+          <w:hyperlink w:anchor="__RefHeading___Toc2229_217768468">
             <w:r>
               <w:rPr>
                 <w:webHidden/>
@@ -2970,7 +2970,7 @@
             </w:tabs>
             <w:rPr/>
           </w:pPr>
-          <w:hyperlink w:anchor="__RefHeading___Toc2231_2077070603">
+          <w:hyperlink w:anchor="__RefHeading___Toc2231_217768468">
             <w:r>
               <w:rPr>
                 <w:webHidden/>
@@ -2991,7 +2991,7 @@
             </w:tabs>
             <w:rPr/>
           </w:pPr>
-          <w:hyperlink w:anchor="__RefHeading___Toc2233_2077070603">
+          <w:hyperlink w:anchor="__RefHeading___Toc2233_217768468">
             <w:r>
               <w:rPr>
                 <w:webHidden/>
@@ -3012,7 +3012,7 @@
             </w:tabs>
             <w:rPr/>
           </w:pPr>
-          <w:hyperlink w:anchor="__RefHeading___Toc2235_2077070603">
+          <w:hyperlink w:anchor="__RefHeading___Toc2235_217768468">
             <w:r>
               <w:rPr>
                 <w:webHidden/>
@@ -3033,7 +3033,7 @@
             </w:tabs>
             <w:rPr/>
           </w:pPr>
-          <w:hyperlink w:anchor="__RefHeading___Toc2237_2077070603">
+          <w:hyperlink w:anchor="__RefHeading___Toc2237_217768468">
             <w:r>
               <w:rPr>
                 <w:webHidden/>
@@ -3054,7 +3054,7 @@
             </w:tabs>
             <w:rPr/>
           </w:pPr>
-          <w:hyperlink w:anchor="__RefHeading___Toc2239_2077070603">
+          <w:hyperlink w:anchor="__RefHeading___Toc2239_217768468">
             <w:r>
               <w:rPr>
                 <w:webHidden/>
@@ -3075,7 +3075,7 @@
             </w:tabs>
             <w:rPr/>
           </w:pPr>
-          <w:hyperlink w:anchor="__RefHeading___Toc2241_2077070603">
+          <w:hyperlink w:anchor="__RefHeading___Toc2241_217768468">
             <w:r>
               <w:rPr>
                 <w:webHidden/>
@@ -3096,7 +3096,7 @@
             </w:tabs>
             <w:rPr/>
           </w:pPr>
-          <w:hyperlink w:anchor="__RefHeading___Toc2243_2077070603">
+          <w:hyperlink w:anchor="__RefHeading___Toc2243_217768468">
             <w:r>
               <w:rPr>
                 <w:webHidden/>
@@ -3117,7 +3117,7 @@
             </w:tabs>
             <w:rPr/>
           </w:pPr>
-          <w:hyperlink w:anchor="__RefHeading___Toc2245_2077070603">
+          <w:hyperlink w:anchor="__RefHeading___Toc2245_217768468">
             <w:r>
               <w:rPr>
                 <w:webHidden/>
@@ -3138,7 +3138,7 @@
             </w:tabs>
             <w:rPr/>
           </w:pPr>
-          <w:hyperlink w:anchor="__RefHeading___Toc2247_2077070603">
+          <w:hyperlink w:anchor="__RefHeading___Toc2247_217768468">
             <w:r>
               <w:rPr>
                 <w:webHidden/>
@@ -3159,7 +3159,7 @@
             </w:tabs>
             <w:rPr/>
           </w:pPr>
-          <w:hyperlink w:anchor="__RefHeading___Toc2249_2077070603">
+          <w:hyperlink w:anchor="__RefHeading___Toc2249_217768468">
             <w:r>
               <w:rPr>
                 <w:webHidden/>
@@ -3180,7 +3180,7 @@
             </w:tabs>
             <w:rPr/>
           </w:pPr>
-          <w:hyperlink w:anchor="__RefHeading___Toc2251_2077070603">
+          <w:hyperlink w:anchor="__RefHeading___Toc2251_217768468">
             <w:r>
               <w:rPr>
                 <w:webHidden/>
@@ -3201,7 +3201,7 @@
             </w:tabs>
             <w:rPr/>
           </w:pPr>
-          <w:hyperlink w:anchor="__RefHeading___Toc2253_2077070603">
+          <w:hyperlink w:anchor="__RefHeading___Toc2253_217768468">
             <w:r>
               <w:rPr>
                 <w:webHidden/>
@@ -3222,7 +3222,7 @@
             </w:tabs>
             <w:rPr/>
           </w:pPr>
-          <w:hyperlink w:anchor="__RefHeading___Toc2255_2077070603">
+          <w:hyperlink w:anchor="__RefHeading___Toc2255_217768468">
             <w:r>
               <w:rPr>
                 <w:webHidden/>
@@ -3243,7 +3243,7 @@
             </w:tabs>
             <w:rPr/>
           </w:pPr>
-          <w:hyperlink w:anchor="__RefHeading___Toc2257_2077070603">
+          <w:hyperlink w:anchor="__RefHeading___Toc2257_217768468">
             <w:r>
               <w:rPr>
                 <w:webHidden/>
@@ -3264,7 +3264,7 @@
             </w:tabs>
             <w:rPr/>
           </w:pPr>
-          <w:hyperlink w:anchor="__RefHeading___Toc2259_2077070603">
+          <w:hyperlink w:anchor="__RefHeading___Toc2259_217768468">
             <w:r>
               <w:rPr>
                 <w:webHidden/>
@@ -3285,7 +3285,7 @@
             </w:tabs>
             <w:rPr/>
           </w:pPr>
-          <w:hyperlink w:anchor="__RefHeading___Toc2261_2077070603">
+          <w:hyperlink w:anchor="__RefHeading___Toc2261_217768468">
             <w:r>
               <w:rPr>
                 <w:webHidden/>
@@ -3306,7 +3306,7 @@
             </w:tabs>
             <w:rPr/>
           </w:pPr>
-          <w:hyperlink w:anchor="__RefHeading___Toc2263_2077070603">
+          <w:hyperlink w:anchor="__RefHeading___Toc2263_217768468">
             <w:r>
               <w:rPr>
                 <w:webHidden/>
@@ -3327,7 +3327,7 @@
             </w:tabs>
             <w:rPr/>
           </w:pPr>
-          <w:hyperlink w:anchor="__RefHeading___Toc2265_2077070603">
+          <w:hyperlink w:anchor="__RefHeading___Toc2265_217768468">
             <w:r>
               <w:rPr>
                 <w:webHidden/>
@@ -3348,7 +3348,7 @@
             </w:tabs>
             <w:rPr/>
           </w:pPr>
-          <w:hyperlink w:anchor="__RefHeading___Toc2267_2077070603">
+          <w:hyperlink w:anchor="__RefHeading___Toc2267_217768468">
             <w:r>
               <w:rPr>
                 <w:webHidden/>
@@ -3369,7 +3369,7 @@
             </w:tabs>
             <w:rPr/>
           </w:pPr>
-          <w:hyperlink w:anchor="__RefHeading___Toc2269_2077070603">
+          <w:hyperlink w:anchor="__RefHeading___Toc2269_217768468">
             <w:r>
               <w:rPr>
                 <w:webHidden/>
@@ -3390,7 +3390,7 @@
             </w:tabs>
             <w:rPr/>
           </w:pPr>
-          <w:hyperlink w:anchor="__RefHeading___Toc2271_2077070603">
+          <w:hyperlink w:anchor="__RefHeading___Toc2271_217768468">
             <w:r>
               <w:rPr>
                 <w:webHidden/>
@@ -3411,7 +3411,7 @@
             </w:tabs>
             <w:rPr/>
           </w:pPr>
-          <w:hyperlink w:anchor="__RefHeading___Toc2273_2077070603">
+          <w:hyperlink w:anchor="__RefHeading___Toc2273_217768468">
             <w:r>
               <w:rPr>
                 <w:webHidden/>
@@ -3432,7 +3432,7 @@
             </w:tabs>
             <w:rPr/>
           </w:pPr>
-          <w:hyperlink w:anchor="__RefHeading___Toc2275_2077070603">
+          <w:hyperlink w:anchor="__RefHeading___Toc2275_217768468">
             <w:r>
               <w:rPr>
                 <w:webHidden/>
@@ -3453,7 +3453,7 @@
             </w:tabs>
             <w:rPr/>
           </w:pPr>
-          <w:hyperlink w:anchor="__RefHeading___Toc2277_2077070603">
+          <w:hyperlink w:anchor="__RefHeading___Toc2277_217768468">
             <w:r>
               <w:rPr>
                 <w:webHidden/>
@@ -3474,7 +3474,7 @@
             </w:tabs>
             <w:rPr/>
           </w:pPr>
-          <w:hyperlink w:anchor="__RefHeading___Toc2279_2077070603">
+          <w:hyperlink w:anchor="__RefHeading___Toc2279_217768468">
             <w:r>
               <w:rPr>
                 <w:webHidden/>
@@ -3495,7 +3495,7 @@
             </w:tabs>
             <w:rPr/>
           </w:pPr>
-          <w:hyperlink w:anchor="__RefHeading___Toc2281_2077070603">
+          <w:hyperlink w:anchor="__RefHeading___Toc2281_217768468">
             <w:r>
               <w:rPr>
                 <w:webHidden/>
@@ -3516,7 +3516,7 @@
             </w:tabs>
             <w:rPr/>
           </w:pPr>
-          <w:hyperlink w:anchor="__RefHeading___Toc2283_2077070603">
+          <w:hyperlink w:anchor="__RefHeading___Toc2283_217768468">
             <w:r>
               <w:rPr>
                 <w:webHidden/>
@@ -3537,7 +3537,7 @@
             </w:tabs>
             <w:rPr/>
           </w:pPr>
-          <w:hyperlink w:anchor="__RefHeading___Toc2285_2077070603">
+          <w:hyperlink w:anchor="__RefHeading___Toc2285_217768468">
             <w:r>
               <w:rPr>
                 <w:webHidden/>
@@ -3558,7 +3558,7 @@
             </w:tabs>
             <w:rPr/>
           </w:pPr>
-          <w:hyperlink w:anchor="__RefHeading___Toc2287_2077070603">
+          <w:hyperlink w:anchor="__RefHeading___Toc2287_217768468">
             <w:r>
               <w:rPr>
                 <w:webHidden/>
@@ -3579,7 +3579,7 @@
             </w:tabs>
             <w:rPr/>
           </w:pPr>
-          <w:hyperlink w:anchor="__RefHeading___Toc2289_2077070603">
+          <w:hyperlink w:anchor="__RefHeading___Toc2289_217768468">
             <w:r>
               <w:rPr>
                 <w:webHidden/>
@@ -3600,7 +3600,7 @@
             </w:tabs>
             <w:rPr/>
           </w:pPr>
-          <w:hyperlink w:anchor="__RefHeading___Toc2291_2077070603">
+          <w:hyperlink w:anchor="__RefHeading___Toc2291_217768468">
             <w:r>
               <w:rPr>
                 <w:webHidden/>
@@ -3621,7 +3621,7 @@
             </w:tabs>
             <w:rPr/>
           </w:pPr>
-          <w:hyperlink w:anchor="__RefHeading___Toc2293_2077070603">
+          <w:hyperlink w:anchor="__RefHeading___Toc2293_217768468">
             <w:r>
               <w:rPr>
                 <w:webHidden/>
@@ -3642,7 +3642,7 @@
             </w:tabs>
             <w:rPr/>
           </w:pPr>
-          <w:hyperlink w:anchor="__RefHeading___Toc2295_2077070603">
+          <w:hyperlink w:anchor="__RefHeading___Toc2295_217768468">
             <w:r>
               <w:rPr>
                 <w:webHidden/>
@@ -3663,7 +3663,7 @@
             </w:tabs>
             <w:rPr/>
           </w:pPr>
-          <w:hyperlink w:anchor="__RefHeading___Toc2297_2077070603">
+          <w:hyperlink w:anchor="__RefHeading___Toc2297_217768468">
             <w:r>
               <w:rPr>
                 <w:webHidden/>
@@ -3684,7 +3684,7 @@
             </w:tabs>
             <w:rPr/>
           </w:pPr>
-          <w:hyperlink w:anchor="__RefHeading___Toc2299_2077070603">
+          <w:hyperlink w:anchor="__RefHeading___Toc2299_217768468">
             <w:r>
               <w:rPr>
                 <w:webHidden/>
@@ -3705,7 +3705,7 @@
             </w:tabs>
             <w:rPr/>
           </w:pPr>
-          <w:hyperlink w:anchor="__RefHeading___Toc2301_2077070603">
+          <w:hyperlink w:anchor="__RefHeading___Toc2301_217768468">
             <w:r>
               <w:rPr>
                 <w:webHidden/>
@@ -3726,7 +3726,7 @@
             </w:tabs>
             <w:rPr/>
           </w:pPr>
-          <w:hyperlink w:anchor="__RefHeading___Toc2303_2077070603">
+          <w:hyperlink w:anchor="__RefHeading___Toc2303_217768468">
             <w:r>
               <w:rPr>
                 <w:webHidden/>
@@ -3747,7 +3747,7 @@
             </w:tabs>
             <w:rPr/>
           </w:pPr>
-          <w:hyperlink w:anchor="__RefHeading___Toc2305_2077070603">
+          <w:hyperlink w:anchor="__RefHeading___Toc2305_217768468">
             <w:r>
               <w:rPr>
                 <w:webHidden/>
@@ -3768,7 +3768,7 @@
             </w:tabs>
             <w:rPr/>
           </w:pPr>
-          <w:hyperlink w:anchor="__RefHeading___Toc2307_2077070603">
+          <w:hyperlink w:anchor="__RefHeading___Toc2307_217768468">
             <w:r>
               <w:rPr>
                 <w:webHidden/>
@@ -3789,7 +3789,7 @@
             </w:tabs>
             <w:rPr/>
           </w:pPr>
-          <w:hyperlink w:anchor="__RefHeading___Toc2309_2077070603">
+          <w:hyperlink w:anchor="__RefHeading___Toc2309_217768468">
             <w:r>
               <w:rPr>
                 <w:webHidden/>
@@ -3810,7 +3810,7 @@
             </w:tabs>
             <w:rPr/>
           </w:pPr>
-          <w:hyperlink w:anchor="__RefHeading___Toc2311_2077070603">
+          <w:hyperlink w:anchor="__RefHeading___Toc2311_217768468">
             <w:r>
               <w:rPr>
                 <w:webHidden/>
@@ -3831,7 +3831,7 @@
             </w:tabs>
             <w:rPr/>
           </w:pPr>
-          <w:hyperlink w:anchor="__RefHeading___Toc2313_2077070603">
+          <w:hyperlink w:anchor="__RefHeading___Toc2313_217768468">
             <w:r>
               <w:rPr>
                 <w:webHidden/>
@@ -3852,7 +3852,7 @@
             </w:tabs>
             <w:rPr/>
           </w:pPr>
-          <w:hyperlink w:anchor="__RefHeading___Toc2315_2077070603">
+          <w:hyperlink w:anchor="__RefHeading___Toc2315_217768468">
             <w:r>
               <w:rPr>
                 <w:webHidden/>
@@ -3873,7 +3873,7 @@
             </w:tabs>
             <w:rPr/>
           </w:pPr>
-          <w:hyperlink w:anchor="__RefHeading___Toc2317_2077070603">
+          <w:hyperlink w:anchor="__RefHeading___Toc2317_217768468">
             <w:r>
               <w:rPr>
                 <w:webHidden/>
@@ -3894,7 +3894,7 @@
             </w:tabs>
             <w:rPr/>
           </w:pPr>
-          <w:hyperlink w:anchor="__RefHeading___Toc2319_2077070603">
+          <w:hyperlink w:anchor="__RefHeading___Toc2319_217768468">
             <w:r>
               <w:rPr>
                 <w:webHidden/>
@@ -3915,7 +3915,7 @@
             </w:tabs>
             <w:rPr/>
           </w:pPr>
-          <w:hyperlink w:anchor="__RefHeading___Toc2321_2077070603">
+          <w:hyperlink w:anchor="__RefHeading___Toc2321_217768468">
             <w:r>
               <w:rPr>
                 <w:webHidden/>
@@ -3936,7 +3936,7 @@
             </w:tabs>
             <w:rPr/>
           </w:pPr>
-          <w:hyperlink w:anchor="__RefHeading___Toc2323_2077070603">
+          <w:hyperlink w:anchor="__RefHeading___Toc2323_217768468">
             <w:r>
               <w:rPr>
                 <w:webHidden/>
@@ -3957,7 +3957,7 @@
             </w:tabs>
             <w:rPr/>
           </w:pPr>
-          <w:hyperlink w:anchor="__RefHeading___Toc2325_2077070603">
+          <w:hyperlink w:anchor="__RefHeading___Toc2325_217768468">
             <w:r>
               <w:rPr>
                 <w:webHidden/>
@@ -3978,7 +3978,7 @@
             </w:tabs>
             <w:rPr/>
           </w:pPr>
-          <w:hyperlink w:anchor="__RefHeading___Toc2327_2077070603">
+          <w:hyperlink w:anchor="__RefHeading___Toc2327_217768468">
             <w:r>
               <w:rPr>
                 <w:webHidden/>
@@ -3999,7 +3999,7 @@
             </w:tabs>
             <w:rPr/>
           </w:pPr>
-          <w:hyperlink w:anchor="__RefHeading___Toc2329_2077070603">
+          <w:hyperlink w:anchor="__RefHeading___Toc2329_217768468">
             <w:r>
               <w:rPr>
                 <w:webHidden/>
@@ -4020,7 +4020,7 @@
             </w:tabs>
             <w:rPr/>
           </w:pPr>
-          <w:hyperlink w:anchor="__RefHeading___Toc2331_2077070603">
+          <w:hyperlink w:anchor="__RefHeading___Toc2331_217768468">
             <w:r>
               <w:rPr>
                 <w:webHidden/>
@@ -4041,7 +4041,7 @@
             </w:tabs>
             <w:rPr/>
           </w:pPr>
-          <w:hyperlink w:anchor="__RefHeading___Toc2333_2077070603">
+          <w:hyperlink w:anchor="__RefHeading___Toc2333_217768468">
             <w:r>
               <w:rPr>
                 <w:webHidden/>
@@ -4062,7 +4062,7 @@
             </w:tabs>
             <w:rPr/>
           </w:pPr>
-          <w:hyperlink w:anchor="__RefHeading___Toc2335_2077070603">
+          <w:hyperlink w:anchor="__RefHeading___Toc2335_217768468">
             <w:r>
               <w:rPr>
                 <w:webHidden/>
@@ -4083,7 +4083,7 @@
             </w:tabs>
             <w:rPr/>
           </w:pPr>
-          <w:hyperlink w:anchor="__RefHeading___Toc2337_2077070603">
+          <w:hyperlink w:anchor="__RefHeading___Toc2337_217768468">
             <w:r>
               <w:rPr>
                 <w:webHidden/>
@@ -4104,7 +4104,7 @@
             </w:tabs>
             <w:rPr/>
           </w:pPr>
-          <w:hyperlink w:anchor="__RefHeading___Toc2339_2077070603">
+          <w:hyperlink w:anchor="__RefHeading___Toc2339_217768468">
             <w:r>
               <w:rPr>
                 <w:webHidden/>
@@ -4156,7 +4156,7 @@
         <w:ind w:hanging="0"/>
         <w:rPr/>
       </w:pPr>
-      <w:bookmarkStart w:id="0" w:name="__RefHeading___Toc2093_2077070603"/>
+      <w:bookmarkStart w:id="0" w:name="__RefHeading___Toc2093_217768468"/>
       <w:bookmarkEnd w:id="0"/>
       <w:r>
         <w:rPr/>
@@ -4237,7 +4237,7 @@
         <w:ind w:hanging="0"/>
         <w:rPr/>
       </w:pPr>
-      <w:bookmarkStart w:id="1" w:name="__RefHeading___Toc2095_2077070603"/>
+      <w:bookmarkStart w:id="1" w:name="__RefHeading___Toc2095_217768468"/>
       <w:bookmarkEnd w:id="1"/>
       <w:r>
         <w:rPr/>
@@ -4290,7 +4290,7 @@
         <w:ind w:hanging="0"/>
         <w:rPr/>
       </w:pPr>
-      <w:bookmarkStart w:id="2" w:name="__RefHeading___Toc2097_2077070603"/>
+      <w:bookmarkStart w:id="2" w:name="__RefHeading___Toc2097_217768468"/>
       <w:bookmarkEnd w:id="2"/>
       <w:r>
         <w:rPr/>
@@ -4429,7 +4429,7 @@
         <w:ind w:hanging="0"/>
         <w:rPr/>
       </w:pPr>
-      <w:bookmarkStart w:id="3" w:name="__RefHeading___Toc2099_2077070603"/>
+      <w:bookmarkStart w:id="3" w:name="__RefHeading___Toc2099_217768468"/>
       <w:bookmarkEnd w:id="3"/>
       <w:r>
         <w:rPr/>
@@ -4486,7 +4486,7 @@
         <w:ind w:hanging="0"/>
         <w:rPr/>
       </w:pPr>
-      <w:bookmarkStart w:id="4" w:name="__RefHeading___Toc2101_2077070603"/>
+      <w:bookmarkStart w:id="4" w:name="__RefHeading___Toc2101_217768468"/>
       <w:bookmarkEnd w:id="4"/>
       <w:r>
         <w:rPr/>
@@ -4677,7 +4677,7 @@
         <w:ind w:hanging="0"/>
         <w:rPr/>
       </w:pPr>
-      <w:bookmarkStart w:id="5" w:name="__RefHeading___Toc2103_2077070603"/>
+      <w:bookmarkStart w:id="5" w:name="__RefHeading___Toc2103_217768468"/>
       <w:bookmarkEnd w:id="5"/>
       <w:r>
         <w:rPr/>
@@ -4734,7 +4734,7 @@
         <w:ind w:hanging="0"/>
         <w:rPr/>
       </w:pPr>
-      <w:bookmarkStart w:id="6" w:name="__RefHeading___Toc2105_2077070603"/>
+      <w:bookmarkStart w:id="6" w:name="__RefHeading___Toc2105_217768468"/>
       <w:bookmarkEnd w:id="6"/>
       <w:r>
         <w:rPr/>
@@ -4790,7 +4790,7 @@
         <w:ind w:hanging="0"/>
         <w:rPr/>
       </w:pPr>
-      <w:bookmarkStart w:id="7" w:name="__RefHeading___Toc2107_2077070603"/>
+      <w:bookmarkStart w:id="7" w:name="__RefHeading___Toc2107_217768468"/>
       <w:bookmarkEnd w:id="7"/>
       <w:r>
         <w:rPr/>
@@ -4805,7 +4805,7 @@
         <w:ind w:hanging="0"/>
         <w:rPr/>
       </w:pPr>
-      <w:bookmarkStart w:id="8" w:name="__RefHeading___Toc2109_2077070603"/>
+      <w:bookmarkStart w:id="8" w:name="__RefHeading___Toc2109_217768468"/>
       <w:bookmarkEnd w:id="8"/>
       <w:r>
         <w:rPr/>
@@ -4932,7 +4932,7 @@
         <w:ind w:hanging="0"/>
         <w:rPr/>
       </w:pPr>
-      <w:bookmarkStart w:id="9" w:name="__RefHeading___Toc2111_2077070603"/>
+      <w:bookmarkStart w:id="9" w:name="__RefHeading___Toc2111_217768468"/>
       <w:bookmarkEnd w:id="9"/>
       <w:r>
         <w:rPr/>
@@ -5003,7 +5003,7 @@
         <w:ind w:hanging="0"/>
         <w:rPr/>
       </w:pPr>
-      <w:bookmarkStart w:id="10" w:name="__RefHeading___Toc2113_2077070603"/>
+      <w:bookmarkStart w:id="10" w:name="__RefHeading___Toc2113_217768468"/>
       <w:bookmarkEnd w:id="10"/>
       <w:r>
         <w:rPr/>
@@ -5074,7 +5074,7 @@
         <w:ind w:hanging="0"/>
         <w:rPr/>
       </w:pPr>
-      <w:bookmarkStart w:id="11" w:name="__RefHeading___Toc2115_2077070603"/>
+      <w:bookmarkStart w:id="11" w:name="__RefHeading___Toc2115_217768468"/>
       <w:bookmarkEnd w:id="11"/>
       <w:r>
         <w:rPr/>
@@ -5145,7 +5145,7 @@
         <w:ind w:hanging="0"/>
         <w:rPr/>
       </w:pPr>
-      <w:bookmarkStart w:id="12" w:name="__RefHeading___Toc2117_2077070603"/>
+      <w:bookmarkStart w:id="12" w:name="__RefHeading___Toc2117_217768468"/>
       <w:bookmarkEnd w:id="12"/>
       <w:r>
         <w:rPr/>
@@ -5272,7 +5272,7 @@
         <w:ind w:hanging="0"/>
         <w:rPr/>
       </w:pPr>
-      <w:bookmarkStart w:id="13" w:name="__RefHeading___Toc2119_2077070603"/>
+      <w:bookmarkStart w:id="13" w:name="__RefHeading___Toc2119_217768468"/>
       <w:bookmarkEnd w:id="13"/>
       <w:r>
         <w:rPr/>
@@ -5501,7 +5501,7 @@
         <w:ind w:hanging="0"/>
         <w:rPr/>
       </w:pPr>
-      <w:bookmarkStart w:id="14" w:name="__RefHeading___Toc2121_2077070603"/>
+      <w:bookmarkStart w:id="14" w:name="__RefHeading___Toc2121_217768468"/>
       <w:bookmarkEnd w:id="14"/>
       <w:r>
         <w:rPr/>
@@ -5644,7 +5644,7 @@
         <w:ind w:hanging="0"/>
         <w:rPr/>
       </w:pPr>
-      <w:bookmarkStart w:id="15" w:name="__RefHeading___Toc2123_2077070603"/>
+      <w:bookmarkStart w:id="15" w:name="__RefHeading___Toc2123_217768468"/>
       <w:bookmarkEnd w:id="15"/>
       <w:r>
         <w:rPr/>
@@ -5701,7 +5701,7 @@
         <w:ind w:hanging="0"/>
         <w:rPr/>
       </w:pPr>
-      <w:bookmarkStart w:id="16" w:name="__RefHeading___Toc2125_2077070603"/>
+      <w:bookmarkStart w:id="16" w:name="__RefHeading___Toc2125_217768468"/>
       <w:bookmarkEnd w:id="16"/>
       <w:r>
         <w:rPr/>
@@ -5758,7 +5758,7 @@
         <w:ind w:hanging="0"/>
         <w:rPr/>
       </w:pPr>
-      <w:bookmarkStart w:id="17" w:name="__RefHeading___Toc2127_2077070603"/>
+      <w:bookmarkStart w:id="17" w:name="__RefHeading___Toc2127_217768468"/>
       <w:bookmarkEnd w:id="17"/>
       <w:r>
         <w:rPr/>
@@ -5955,7 +5955,7 @@
         <w:ind w:hanging="0"/>
         <w:rPr/>
       </w:pPr>
-      <w:bookmarkStart w:id="18" w:name="__RefHeading___Toc2129_2077070603"/>
+      <w:bookmarkStart w:id="18" w:name="__RefHeading___Toc2129_217768468"/>
       <w:bookmarkEnd w:id="18"/>
       <w:r>
         <w:rPr/>
@@ -6068,7 +6068,7 @@
         <w:ind w:hanging="0"/>
         <w:rPr/>
       </w:pPr>
-      <w:bookmarkStart w:id="19" w:name="__RefHeading___Toc2131_2077070603"/>
+      <w:bookmarkStart w:id="19" w:name="__RefHeading___Toc2131_217768468"/>
       <w:bookmarkEnd w:id="19"/>
       <w:r>
         <w:rPr/>
@@ -6125,7 +6125,7 @@
         <w:ind w:hanging="0"/>
         <w:rPr/>
       </w:pPr>
-      <w:bookmarkStart w:id="20" w:name="__RefHeading___Toc2133_2077070603"/>
+      <w:bookmarkStart w:id="20" w:name="__RefHeading___Toc2133_217768468"/>
       <w:bookmarkEnd w:id="20"/>
       <w:r>
         <w:rPr/>
@@ -6834,7 +6834,7 @@
         <w:ind w:hanging="0"/>
         <w:rPr/>
       </w:pPr>
-      <w:bookmarkStart w:id="21" w:name="__RefHeading___Toc2135_2077070603"/>
+      <w:bookmarkStart w:id="21" w:name="__RefHeading___Toc2135_217768468"/>
       <w:bookmarkEnd w:id="21"/>
       <w:r>
         <w:rPr/>
@@ -6890,7 +6890,7 @@
         <w:ind w:hanging="0"/>
         <w:rPr/>
       </w:pPr>
-      <w:bookmarkStart w:id="22" w:name="__RefHeading___Toc2137_2077070603"/>
+      <w:bookmarkStart w:id="22" w:name="__RefHeading___Toc2137_217768468"/>
       <w:bookmarkEnd w:id="22"/>
       <w:r>
         <w:rPr/>
@@ -6905,7 +6905,7 @@
         <w:ind w:hanging="0"/>
         <w:rPr/>
       </w:pPr>
-      <w:bookmarkStart w:id="23" w:name="__RefHeading___Toc2139_2077070603"/>
+      <w:bookmarkStart w:id="23" w:name="__RefHeading___Toc2139_217768468"/>
       <w:bookmarkEnd w:id="23"/>
       <w:r>
         <w:rPr/>
@@ -7004,7 +7004,7 @@
         <w:ind w:hanging="0"/>
         <w:rPr/>
       </w:pPr>
-      <w:bookmarkStart w:id="24" w:name="__RefHeading___Toc2141_2077070603"/>
+      <w:bookmarkStart w:id="24" w:name="__RefHeading___Toc2141_217768468"/>
       <w:bookmarkEnd w:id="24"/>
       <w:r>
         <w:rPr/>
@@ -7117,7 +7117,7 @@
         <w:ind w:hanging="0"/>
         <w:rPr/>
       </w:pPr>
-      <w:bookmarkStart w:id="25" w:name="__RefHeading___Toc2143_2077070603"/>
+      <w:bookmarkStart w:id="25" w:name="__RefHeading___Toc2143_217768468"/>
       <w:bookmarkEnd w:id="25"/>
       <w:r>
         <w:rPr/>
@@ -7200,7 +7200,7 @@
         <w:ind w:hanging="0"/>
         <w:rPr/>
       </w:pPr>
-      <w:bookmarkStart w:id="26" w:name="__RefHeading___Toc2145_2077070603"/>
+      <w:bookmarkStart w:id="26" w:name="__RefHeading___Toc2145_217768468"/>
       <w:bookmarkEnd w:id="26"/>
       <w:r>
         <w:rPr/>
@@ -7379,7 +7379,7 @@
         <w:ind w:hanging="0"/>
         <w:rPr/>
       </w:pPr>
-      <w:bookmarkStart w:id="27" w:name="__RefHeading___Toc2147_2077070603"/>
+      <w:bookmarkStart w:id="27" w:name="__RefHeading___Toc2147_217768468"/>
       <w:bookmarkEnd w:id="27"/>
       <w:r>
         <w:rPr/>
@@ -7422,7 +7422,7 @@
         <w:ind w:hanging="0"/>
         <w:rPr/>
       </w:pPr>
-      <w:bookmarkStart w:id="28" w:name="__RefHeading___Toc2149_2077070603"/>
+      <w:bookmarkStart w:id="28" w:name="__RefHeading___Toc2149_217768468"/>
       <w:bookmarkEnd w:id="28"/>
       <w:r>
         <w:rPr/>
@@ -7479,7 +7479,7 @@
         <w:ind w:hanging="0"/>
         <w:rPr/>
       </w:pPr>
-      <w:bookmarkStart w:id="29" w:name="__RefHeading___Toc2151_2077070603"/>
+      <w:bookmarkStart w:id="29" w:name="__RefHeading___Toc2151_217768468"/>
       <w:bookmarkEnd w:id="29"/>
       <w:r>
         <w:rPr/>
@@ -7606,7 +7606,7 @@
         <w:ind w:hanging="0"/>
         <w:rPr/>
       </w:pPr>
-      <w:bookmarkStart w:id="30" w:name="__RefHeading___Toc2153_2077070603"/>
+      <w:bookmarkStart w:id="30" w:name="__RefHeading___Toc2153_217768468"/>
       <w:bookmarkEnd w:id="30"/>
       <w:r>
         <w:rPr/>
@@ -7677,7 +7677,7 @@
         <w:ind w:hanging="0"/>
         <w:rPr/>
       </w:pPr>
-      <w:bookmarkStart w:id="31" w:name="__RefHeading___Toc2155_2077070603"/>
+      <w:bookmarkStart w:id="31" w:name="__RefHeading___Toc2155_217768468"/>
       <w:bookmarkEnd w:id="31"/>
       <w:r>
         <w:rPr/>
@@ -7748,7 +7748,7 @@
         <w:ind w:hanging="0"/>
         <w:rPr/>
       </w:pPr>
-      <w:bookmarkStart w:id="32" w:name="__RefHeading___Toc2157_2077070603"/>
+      <w:bookmarkStart w:id="32" w:name="__RefHeading___Toc2157_217768468"/>
       <w:bookmarkEnd w:id="32"/>
       <w:r>
         <w:rPr/>
@@ -7859,7 +7859,7 @@
         <w:ind w:hanging="0"/>
         <w:rPr/>
       </w:pPr>
-      <w:bookmarkStart w:id="33" w:name="__RefHeading___Toc2159_2077070603"/>
+      <w:bookmarkStart w:id="33" w:name="__RefHeading___Toc2159_217768468"/>
       <w:bookmarkEnd w:id="33"/>
       <w:r>
         <w:rPr/>
@@ -7916,7 +7916,7 @@
         <w:ind w:hanging="0"/>
         <w:rPr/>
       </w:pPr>
-      <w:bookmarkStart w:id="34" w:name="__RefHeading___Toc2161_2077070603"/>
+      <w:bookmarkStart w:id="34" w:name="__RefHeading___Toc2161_217768468"/>
       <w:bookmarkEnd w:id="34"/>
       <w:r>
         <w:rPr/>
@@ -8116,7 +8116,7 @@
         <w:ind w:hanging="0"/>
         <w:rPr/>
       </w:pPr>
-      <w:bookmarkStart w:id="35" w:name="__RefHeading___Toc2163_2077070603"/>
+      <w:bookmarkStart w:id="35" w:name="__RefHeading___Toc2163_217768468"/>
       <w:bookmarkEnd w:id="35"/>
       <w:r>
         <w:rPr/>
@@ -8131,7 +8131,7 @@
         <w:ind w:hanging="0"/>
         <w:rPr/>
       </w:pPr>
-      <w:bookmarkStart w:id="36" w:name="__RefHeading___Toc2165_2077070603"/>
+      <w:bookmarkStart w:id="36" w:name="__RefHeading___Toc2165_217768468"/>
       <w:bookmarkEnd w:id="36"/>
       <w:r>
         <w:rPr/>
@@ -8274,7 +8274,7 @@
         <w:ind w:hanging="0"/>
         <w:rPr/>
       </w:pPr>
-      <w:bookmarkStart w:id="37" w:name="__RefHeading___Toc2167_2077070603"/>
+      <w:bookmarkStart w:id="37" w:name="__RefHeading___Toc2167_217768468"/>
       <w:bookmarkEnd w:id="37"/>
       <w:r>
         <w:rPr/>
@@ -8413,7 +8413,7 @@
         <w:ind w:hanging="0"/>
         <w:rPr/>
       </w:pPr>
-      <w:bookmarkStart w:id="38" w:name="__RefHeading___Toc2169_2077070603"/>
+      <w:bookmarkStart w:id="38" w:name="__RefHeading___Toc2169_217768468"/>
       <w:bookmarkEnd w:id="38"/>
       <w:r>
         <w:rPr/>
@@ -9253,7 +9253,7 @@
         <w:ind w:hanging="0"/>
         <w:rPr/>
       </w:pPr>
-      <w:bookmarkStart w:id="39" w:name="__RefHeading___Toc2171_2077070603"/>
+      <w:bookmarkStart w:id="39" w:name="__RefHeading___Toc2171_217768468"/>
       <w:bookmarkEnd w:id="39"/>
       <w:r>
         <w:rPr/>
@@ -9514,7 +9514,7 @@
         <w:ind w:hanging="0"/>
         <w:rPr/>
       </w:pPr>
-      <w:bookmarkStart w:id="40" w:name="__RefHeading___Toc2173_2077070603"/>
+      <w:bookmarkStart w:id="40" w:name="__RefHeading___Toc2173_217768468"/>
       <w:bookmarkEnd w:id="40"/>
       <w:r>
         <w:rPr/>
@@ -9667,7 +9667,7 @@
         <w:ind w:hanging="0"/>
         <w:rPr/>
       </w:pPr>
-      <w:bookmarkStart w:id="41" w:name="__RefHeading___Toc2175_2077070603"/>
+      <w:bookmarkStart w:id="41" w:name="__RefHeading___Toc2175_217768468"/>
       <w:bookmarkEnd w:id="41"/>
       <w:r>
         <w:rPr/>
@@ -9796,7 +9796,7 @@
         <w:ind w:hanging="0"/>
         <w:rPr/>
       </w:pPr>
-      <w:bookmarkStart w:id="42" w:name="__RefHeading___Toc2177_2077070603"/>
+      <w:bookmarkStart w:id="42" w:name="__RefHeading___Toc2177_217768468"/>
       <w:bookmarkEnd w:id="42"/>
       <w:r>
         <w:rPr/>
@@ -10782,7 +10782,7 @@
         <w:ind w:hanging="0"/>
         <w:rPr/>
       </w:pPr>
-      <w:bookmarkStart w:id="43" w:name="__RefHeading___Toc2179_2077070603"/>
+      <w:bookmarkStart w:id="43" w:name="__RefHeading___Toc2179_217768468"/>
       <w:bookmarkEnd w:id="43"/>
       <w:r>
         <w:rPr/>
@@ -11667,7 +11667,7 @@
         <w:ind w:hanging="0"/>
         <w:rPr/>
       </w:pPr>
-      <w:bookmarkStart w:id="44" w:name="__RefHeading___Toc2181_2077070603"/>
+      <w:bookmarkStart w:id="44" w:name="__RefHeading___Toc2181_217768468"/>
       <w:bookmarkEnd w:id="44"/>
       <w:r>
         <w:rPr/>
@@ -11794,7 +11794,7 @@
         <w:ind w:hanging="0"/>
         <w:rPr/>
       </w:pPr>
-      <w:bookmarkStart w:id="45" w:name="__RefHeading___Toc2183_2077070603"/>
+      <w:bookmarkStart w:id="45" w:name="__RefHeading___Toc2183_217768468"/>
       <w:bookmarkEnd w:id="45"/>
       <w:r>
         <w:rPr/>
@@ -12009,7 +12009,7 @@
         <w:ind w:hanging="0"/>
         <w:rPr/>
       </w:pPr>
-      <w:bookmarkStart w:id="46" w:name="__RefHeading___Toc2185_2077070603"/>
+      <w:bookmarkStart w:id="46" w:name="__RefHeading___Toc2185_217768468"/>
       <w:bookmarkEnd w:id="46"/>
       <w:r>
         <w:rPr/>
@@ -12192,7 +12192,7 @@
         <w:ind w:hanging="0"/>
         <w:rPr/>
       </w:pPr>
-      <w:bookmarkStart w:id="47" w:name="__RefHeading___Toc2187_2077070603"/>
+      <w:bookmarkStart w:id="47" w:name="__RefHeading___Toc2187_217768468"/>
       <w:bookmarkEnd w:id="47"/>
       <w:r>
         <w:rPr/>
@@ -12353,7 +12353,7 @@
         <w:ind w:hanging="0"/>
         <w:rPr/>
       </w:pPr>
-      <w:bookmarkStart w:id="48" w:name="__RefHeading___Toc2189_2077070603"/>
+      <w:bookmarkStart w:id="48" w:name="__RefHeading___Toc2189_217768468"/>
       <w:bookmarkEnd w:id="48"/>
       <w:r>
         <w:rPr/>
@@ -12382,7 +12382,7 @@
         <w:ind w:hanging="0"/>
         <w:rPr/>
       </w:pPr>
-      <w:bookmarkStart w:id="49" w:name="__RefHeading___Toc2191_2077070603"/>
+      <w:bookmarkStart w:id="49" w:name="__RefHeading___Toc2191_217768468"/>
       <w:bookmarkEnd w:id="49"/>
       <w:r>
         <w:rPr/>
@@ -12411,7 +12411,7 @@
         <w:ind w:hanging="0"/>
         <w:rPr/>
       </w:pPr>
-      <w:bookmarkStart w:id="50" w:name="__RefHeading___Toc2193_2077070603"/>
+      <w:bookmarkStart w:id="50" w:name="__RefHeading___Toc2193_217768468"/>
       <w:bookmarkEnd w:id="50"/>
       <w:r>
         <w:rPr/>
@@ -12440,7 +12440,7 @@
         <w:ind w:hanging="0"/>
         <w:rPr/>
       </w:pPr>
-      <w:bookmarkStart w:id="51" w:name="__RefHeading___Toc2195_2077070603"/>
+      <w:bookmarkStart w:id="51" w:name="__RefHeading___Toc2195_217768468"/>
       <w:bookmarkEnd w:id="51"/>
       <w:r>
         <w:rPr/>
@@ -12469,7 +12469,7 @@
         <w:ind w:hanging="0"/>
         <w:rPr/>
       </w:pPr>
-      <w:bookmarkStart w:id="52" w:name="__RefHeading___Toc2197_2077070603"/>
+      <w:bookmarkStart w:id="52" w:name="__RefHeading___Toc2197_217768468"/>
       <w:bookmarkEnd w:id="52"/>
       <w:r>
         <w:rPr/>
@@ -12498,7 +12498,7 @@
         <w:ind w:hanging="0"/>
         <w:rPr/>
       </w:pPr>
-      <w:bookmarkStart w:id="53" w:name="__RefHeading___Toc2199_2077070603"/>
+      <w:bookmarkStart w:id="53" w:name="__RefHeading___Toc2199_217768468"/>
       <w:bookmarkEnd w:id="53"/>
       <w:r>
         <w:rPr/>
@@ -12527,7 +12527,7 @@
         <w:ind w:hanging="0"/>
         <w:rPr/>
       </w:pPr>
-      <w:bookmarkStart w:id="54" w:name="__RefHeading___Toc2201_2077070603"/>
+      <w:bookmarkStart w:id="54" w:name="__RefHeading___Toc2201_217768468"/>
       <w:bookmarkEnd w:id="54"/>
       <w:r>
         <w:rPr/>
@@ -12570,7 +12570,7 @@
         <w:ind w:hanging="0"/>
         <w:rPr/>
       </w:pPr>
-      <w:bookmarkStart w:id="55" w:name="__RefHeading___Toc2203_2077070603"/>
+      <w:bookmarkStart w:id="55" w:name="__RefHeading___Toc2203_217768468"/>
       <w:bookmarkEnd w:id="55"/>
       <w:r>
         <w:rPr/>
@@ -12683,7 +12683,7 @@
         <w:ind w:hanging="0"/>
         <w:rPr/>
       </w:pPr>
-      <w:bookmarkStart w:id="56" w:name="__RefHeading___Toc2205_2077070603"/>
+      <w:bookmarkStart w:id="56" w:name="__RefHeading___Toc2205_217768468"/>
       <w:bookmarkEnd w:id="56"/>
       <w:r>
         <w:rPr/>
@@ -12865,7 +12865,7 @@
         <w:ind w:hanging="0"/>
         <w:rPr/>
       </w:pPr>
-      <w:bookmarkStart w:id="57" w:name="__RefHeading___Toc2207_2077070603"/>
+      <w:bookmarkStart w:id="57" w:name="__RefHeading___Toc2207_217768468"/>
       <w:bookmarkEnd w:id="57"/>
       <w:r>
         <w:rPr/>
@@ -12880,7 +12880,7 @@
         <w:ind w:hanging="0"/>
         <w:rPr/>
       </w:pPr>
-      <w:bookmarkStart w:id="58" w:name="__RefHeading___Toc2209_2077070603"/>
+      <w:bookmarkStart w:id="58" w:name="__RefHeading___Toc2209_217768468"/>
       <w:bookmarkEnd w:id="58"/>
       <w:r>
         <w:rPr/>
@@ -14423,7 +14423,7 @@
         <w:ind w:hanging="0"/>
         <w:rPr/>
       </w:pPr>
-      <w:bookmarkStart w:id="59" w:name="__RefHeading___Toc2211_2077070603"/>
+      <w:bookmarkStart w:id="59" w:name="__RefHeading___Toc2211_217768468"/>
       <w:bookmarkEnd w:id="59"/>
       <w:r>
         <w:rPr/>
@@ -14452,7 +14452,7 @@
         <w:ind w:hanging="0"/>
         <w:rPr/>
       </w:pPr>
-      <w:bookmarkStart w:id="60" w:name="__RefHeading___Toc2213_2077070603"/>
+      <w:bookmarkStart w:id="60" w:name="__RefHeading___Toc2213_217768468"/>
       <w:bookmarkEnd w:id="60"/>
       <w:r>
         <w:rPr/>
@@ -14509,7 +14509,7 @@
         <w:ind w:hanging="0"/>
         <w:rPr/>
       </w:pPr>
-      <w:bookmarkStart w:id="61" w:name="__RefHeading___Toc2215_2077070603"/>
+      <w:bookmarkStart w:id="61" w:name="__RefHeading___Toc2215_217768468"/>
       <w:bookmarkEnd w:id="61"/>
       <w:r>
         <w:rPr/>
@@ -14566,7 +14566,7 @@
         <w:ind w:hanging="0"/>
         <w:rPr/>
       </w:pPr>
-      <w:bookmarkStart w:id="62" w:name="__RefHeading___Toc2217_2077070603"/>
+      <w:bookmarkStart w:id="62" w:name="__RefHeading___Toc2217_217768468"/>
       <w:bookmarkEnd w:id="62"/>
       <w:r>
         <w:rPr/>
@@ -14609,7 +14609,7 @@
         <w:ind w:hanging="0"/>
         <w:rPr/>
       </w:pPr>
-      <w:bookmarkStart w:id="63" w:name="__RefHeading___Toc2219_2077070603"/>
+      <w:bookmarkStart w:id="63" w:name="__RefHeading___Toc2219_217768468"/>
       <w:bookmarkEnd w:id="63"/>
       <w:r>
         <w:rPr/>
@@ -14652,7 +14652,7 @@
         <w:ind w:hanging="0"/>
         <w:rPr/>
       </w:pPr>
-      <w:bookmarkStart w:id="64" w:name="__RefHeading___Toc2221_2077070603"/>
+      <w:bookmarkStart w:id="64" w:name="__RefHeading___Toc2221_217768468"/>
       <w:bookmarkEnd w:id="64"/>
       <w:r>
         <w:rPr/>
@@ -14695,7 +14695,7 @@
         <w:ind w:hanging="0"/>
         <w:rPr/>
       </w:pPr>
-      <w:bookmarkStart w:id="65" w:name="__RefHeading___Toc2223_2077070603"/>
+      <w:bookmarkStart w:id="65" w:name="__RefHeading___Toc2223_217768468"/>
       <w:bookmarkEnd w:id="65"/>
       <w:r>
         <w:rPr/>
@@ -14724,7 +14724,7 @@
         <w:ind w:hanging="0"/>
         <w:rPr/>
       </w:pPr>
-      <w:bookmarkStart w:id="66" w:name="__RefHeading___Toc2225_2077070603"/>
+      <w:bookmarkStart w:id="66" w:name="__RefHeading___Toc2225_217768468"/>
       <w:bookmarkEnd w:id="66"/>
       <w:r>
         <w:rPr/>
@@ -14767,7 +14767,7 @@
         <w:ind w:hanging="0"/>
         <w:rPr/>
       </w:pPr>
-      <w:bookmarkStart w:id="67" w:name="__RefHeading___Toc2227_2077070603"/>
+      <w:bookmarkStart w:id="67" w:name="__RefHeading___Toc2227_217768468"/>
       <w:bookmarkEnd w:id="67"/>
       <w:r>
         <w:rPr/>
@@ -14824,7 +14824,7 @@
         <w:ind w:hanging="0"/>
         <w:rPr/>
       </w:pPr>
-      <w:bookmarkStart w:id="68" w:name="__RefHeading___Toc2229_2077070603"/>
+      <w:bookmarkStart w:id="68" w:name="__RefHeading___Toc2229_217768468"/>
       <w:bookmarkEnd w:id="68"/>
       <w:r>
         <w:rPr/>
@@ -14867,7 +14867,7 @@
         <w:ind w:hanging="0"/>
         <w:rPr/>
       </w:pPr>
-      <w:bookmarkStart w:id="69" w:name="__RefHeading___Toc2231_2077070603"/>
+      <w:bookmarkStart w:id="69" w:name="__RefHeading___Toc2231_217768468"/>
       <w:bookmarkEnd w:id="69"/>
       <w:r>
         <w:rPr/>
@@ -14924,7 +14924,7 @@
         <w:ind w:hanging="0"/>
         <w:rPr/>
       </w:pPr>
-      <w:bookmarkStart w:id="70" w:name="__RefHeading___Toc2233_2077070603"/>
+      <w:bookmarkStart w:id="70" w:name="__RefHeading___Toc2233_217768468"/>
       <w:bookmarkEnd w:id="70"/>
       <w:r>
         <w:rPr/>
@@ -15039,7 +15039,7 @@
         <w:ind w:hanging="0"/>
         <w:rPr/>
       </w:pPr>
-      <w:bookmarkStart w:id="71" w:name="__RefHeading___Toc2235_2077070603"/>
+      <w:bookmarkStart w:id="71" w:name="__RefHeading___Toc2235_217768468"/>
       <w:bookmarkEnd w:id="71"/>
       <w:r>
         <w:rPr/>
@@ -15068,7 +15068,7 @@
         <w:ind w:hanging="0"/>
         <w:rPr/>
       </w:pPr>
-      <w:bookmarkStart w:id="72" w:name="__RefHeading___Toc2237_2077070603"/>
+      <w:bookmarkStart w:id="72" w:name="__RefHeading___Toc2237_217768468"/>
       <w:bookmarkEnd w:id="72"/>
       <w:r>
         <w:rPr/>
@@ -15111,7 +15111,7 @@
         <w:ind w:hanging="0"/>
         <w:rPr/>
       </w:pPr>
-      <w:bookmarkStart w:id="73" w:name="__RefHeading___Toc2239_2077070603"/>
+      <w:bookmarkStart w:id="73" w:name="__RefHeading___Toc2239_217768468"/>
       <w:bookmarkEnd w:id="73"/>
       <w:r>
         <w:rPr/>
@@ -15154,7 +15154,7 @@
         <w:ind w:hanging="0"/>
         <w:rPr/>
       </w:pPr>
-      <w:bookmarkStart w:id="74" w:name="__RefHeading___Toc2241_2077070603"/>
+      <w:bookmarkStart w:id="74" w:name="__RefHeading___Toc2241_217768468"/>
       <w:bookmarkEnd w:id="74"/>
       <w:r>
         <w:rPr/>
@@ -15197,7 +15197,7 @@
         <w:ind w:hanging="0"/>
         <w:rPr/>
       </w:pPr>
-      <w:bookmarkStart w:id="75" w:name="__RefHeading___Toc2243_2077070603"/>
+      <w:bookmarkStart w:id="75" w:name="__RefHeading___Toc2243_217768468"/>
       <w:bookmarkEnd w:id="75"/>
       <w:r>
         <w:rPr/>
@@ -15240,7 +15240,7 @@
         <w:ind w:hanging="0"/>
         <w:rPr/>
       </w:pPr>
-      <w:bookmarkStart w:id="76" w:name="__RefHeading___Toc2245_2077070603"/>
+      <w:bookmarkStart w:id="76" w:name="__RefHeading___Toc2245_217768468"/>
       <w:bookmarkEnd w:id="76"/>
       <w:r>
         <w:rPr/>
@@ -15367,7 +15367,7 @@
         <w:ind w:hanging="0"/>
         <w:rPr/>
       </w:pPr>
-      <w:bookmarkStart w:id="77" w:name="__RefHeading___Toc2247_2077070603"/>
+      <w:bookmarkStart w:id="77" w:name="__RefHeading___Toc2247_217768468"/>
       <w:bookmarkEnd w:id="77"/>
       <w:r>
         <w:rPr/>
@@ -15396,7 +15396,7 @@
         <w:ind w:hanging="0"/>
         <w:rPr/>
       </w:pPr>
-      <w:bookmarkStart w:id="78" w:name="__RefHeading___Toc2249_2077070603"/>
+      <w:bookmarkStart w:id="78" w:name="__RefHeading___Toc2249_217768468"/>
       <w:bookmarkEnd w:id="78"/>
       <w:r>
         <w:rPr/>
@@ -15453,7 +15453,7 @@
         <w:ind w:hanging="0"/>
         <w:rPr/>
       </w:pPr>
-      <w:bookmarkStart w:id="79" w:name="__RefHeading___Toc2251_2077070603"/>
+      <w:bookmarkStart w:id="79" w:name="__RefHeading___Toc2251_217768468"/>
       <w:bookmarkEnd w:id="79"/>
       <w:r>
         <w:rPr/>
@@ -15510,7 +15510,7 @@
         <w:ind w:hanging="0"/>
         <w:rPr/>
       </w:pPr>
-      <w:bookmarkStart w:id="80" w:name="__RefHeading___Toc2253_2077070603"/>
+      <w:bookmarkStart w:id="80" w:name="__RefHeading___Toc2253_217768468"/>
       <w:bookmarkEnd w:id="80"/>
       <w:r>
         <w:rPr/>
@@ -15567,7 +15567,7 @@
         <w:ind w:hanging="0"/>
         <w:rPr/>
       </w:pPr>
-      <w:bookmarkStart w:id="81" w:name="__RefHeading___Toc2255_2077070603"/>
+      <w:bookmarkStart w:id="81" w:name="__RefHeading___Toc2255_217768468"/>
       <w:bookmarkEnd w:id="81"/>
       <w:r>
         <w:rPr/>
@@ -15610,7 +15610,7 @@
         <w:ind w:hanging="0"/>
         <w:rPr/>
       </w:pPr>
-      <w:bookmarkStart w:id="82" w:name="__RefHeading___Toc2257_2077070603"/>
+      <w:bookmarkStart w:id="82" w:name="__RefHeading___Toc2257_217768468"/>
       <w:bookmarkEnd w:id="82"/>
       <w:r>
         <w:rPr/>
@@ -15761,7 +15761,7 @@
         <w:ind w:hanging="0"/>
         <w:rPr/>
       </w:pPr>
-      <w:bookmarkStart w:id="83" w:name="__RefHeading___Toc2259_2077070603"/>
+      <w:bookmarkStart w:id="83" w:name="__RefHeading___Toc2259_217768468"/>
       <w:bookmarkEnd w:id="83"/>
       <w:r>
         <w:rPr/>
@@ -15790,7 +15790,7 @@
         <w:ind w:hanging="0"/>
         <w:rPr/>
       </w:pPr>
-      <w:bookmarkStart w:id="84" w:name="__RefHeading___Toc2261_2077070603"/>
+      <w:bookmarkStart w:id="84" w:name="__RefHeading___Toc2261_217768468"/>
       <w:bookmarkEnd w:id="84"/>
       <w:r>
         <w:rPr/>
@@ -15833,7 +15833,7 @@
         <w:ind w:hanging="0"/>
         <w:rPr/>
       </w:pPr>
-      <w:bookmarkStart w:id="85" w:name="__RefHeading___Toc2263_2077070603"/>
+      <w:bookmarkStart w:id="85" w:name="__RefHeading___Toc2263_217768468"/>
       <w:bookmarkEnd w:id="85"/>
       <w:r>
         <w:rPr/>
@@ -15890,7 +15890,7 @@
         <w:ind w:hanging="0"/>
         <w:rPr/>
       </w:pPr>
-      <w:bookmarkStart w:id="86" w:name="__RefHeading___Toc2265_2077070603"/>
+      <w:bookmarkStart w:id="86" w:name="__RefHeading___Toc2265_217768468"/>
       <w:bookmarkEnd w:id="86"/>
       <w:r>
         <w:rPr/>
@@ -15933,7 +15933,7 @@
         <w:ind w:hanging="0"/>
         <w:rPr/>
       </w:pPr>
-      <w:bookmarkStart w:id="87" w:name="__RefHeading___Toc2267_2077070603"/>
+      <w:bookmarkStart w:id="87" w:name="__RefHeading___Toc2267_217768468"/>
       <w:bookmarkEnd w:id="87"/>
       <w:r>
         <w:rPr/>
@@ -15976,7 +15976,7 @@
         <w:ind w:hanging="0"/>
         <w:rPr/>
       </w:pPr>
-      <w:bookmarkStart w:id="88" w:name="__RefHeading___Toc2269_2077070603"/>
+      <w:bookmarkStart w:id="88" w:name="__RefHeading___Toc2269_217768468"/>
       <w:bookmarkEnd w:id="88"/>
       <w:r>
         <w:rPr/>
@@ -16073,7 +16073,7 @@
         <w:ind w:hanging="0"/>
         <w:rPr/>
       </w:pPr>
-      <w:bookmarkStart w:id="89" w:name="__RefHeading___Toc2271_2077070603"/>
+      <w:bookmarkStart w:id="89" w:name="__RefHeading___Toc2271_217768468"/>
       <w:bookmarkEnd w:id="89"/>
       <w:r>
         <w:rPr/>
@@ -16815,7 +16815,7 @@
         <w:ind w:hanging="0"/>
         <w:rPr/>
       </w:pPr>
-      <w:bookmarkStart w:id="90" w:name="__RefHeading___Toc2273_2077070603"/>
+      <w:bookmarkStart w:id="90" w:name="__RefHeading___Toc2273_217768468"/>
       <w:bookmarkEnd w:id="90"/>
       <w:r>
         <w:rPr/>
@@ -16830,7 +16830,7 @@
         <w:ind w:hanging="0"/>
         <w:rPr/>
       </w:pPr>
-      <w:bookmarkStart w:id="91" w:name="__RefHeading___Toc2275_2077070603"/>
+      <w:bookmarkStart w:id="91" w:name="__RefHeading___Toc2275_217768468"/>
       <w:bookmarkEnd w:id="91"/>
       <w:r>
         <w:rPr/>
@@ -16859,7 +16859,7 @@
         <w:ind w:hanging="0"/>
         <w:rPr/>
       </w:pPr>
-      <w:bookmarkStart w:id="92" w:name="__RefHeading___Toc2277_2077070603"/>
+      <w:bookmarkStart w:id="92" w:name="__RefHeading___Toc2277_217768468"/>
       <w:bookmarkEnd w:id="92"/>
       <w:r>
         <w:rPr/>
@@ -16888,7 +16888,7 @@
         <w:ind w:hanging="0"/>
         <w:rPr/>
       </w:pPr>
-      <w:bookmarkStart w:id="93" w:name="__RefHeading___Toc2279_2077070603"/>
+      <w:bookmarkStart w:id="93" w:name="__RefHeading___Toc2279_217768468"/>
       <w:bookmarkEnd w:id="93"/>
       <w:r>
         <w:rPr/>
@@ -16917,7 +16917,7 @@
         <w:ind w:hanging="0"/>
         <w:rPr/>
       </w:pPr>
-      <w:bookmarkStart w:id="94" w:name="__RefHeading___Toc2281_2077070603"/>
+      <w:bookmarkStart w:id="94" w:name="__RefHeading___Toc2281_217768468"/>
       <w:bookmarkEnd w:id="94"/>
       <w:r>
         <w:rPr/>
@@ -16946,7 +16946,7 @@
         <w:ind w:hanging="0"/>
         <w:rPr/>
       </w:pPr>
-      <w:bookmarkStart w:id="95" w:name="__RefHeading___Toc2283_2077070603"/>
+      <w:bookmarkStart w:id="95" w:name="__RefHeading___Toc2283_217768468"/>
       <w:bookmarkEnd w:id="95"/>
       <w:r>
         <w:rPr/>
@@ -16975,7 +16975,7 @@
         <w:ind w:hanging="0"/>
         <w:rPr/>
       </w:pPr>
-      <w:bookmarkStart w:id="96" w:name="__RefHeading___Toc2285_2077070603"/>
+      <w:bookmarkStart w:id="96" w:name="__RefHeading___Toc2285_217768468"/>
       <w:bookmarkEnd w:id="96"/>
       <w:r>
         <w:rPr/>
@@ -17004,7 +17004,7 @@
         <w:ind w:hanging="0"/>
         <w:rPr/>
       </w:pPr>
-      <w:bookmarkStart w:id="97" w:name="__RefHeading___Toc2287_2077070603"/>
+      <w:bookmarkStart w:id="97" w:name="__RefHeading___Toc2287_217768468"/>
       <w:bookmarkEnd w:id="97"/>
       <w:r>
         <w:rPr/>
@@ -17060,7 +17060,7 @@
         <w:ind w:hanging="0"/>
         <w:rPr/>
       </w:pPr>
-      <w:bookmarkStart w:id="98" w:name="__RefHeading___Toc2289_2077070603"/>
+      <w:bookmarkStart w:id="98" w:name="__RefHeading___Toc2289_217768468"/>
       <w:bookmarkEnd w:id="98"/>
       <w:r>
         <w:rPr/>
@@ -17075,7 +17075,7 @@
         <w:ind w:hanging="0"/>
         <w:rPr/>
       </w:pPr>
-      <w:bookmarkStart w:id="99" w:name="__RefHeading___Toc2291_2077070603"/>
+      <w:bookmarkStart w:id="99" w:name="__RefHeading___Toc2291_217768468"/>
       <w:bookmarkEnd w:id="99"/>
       <w:r>
         <w:rPr/>
@@ -17206,7 +17206,7 @@
         <w:ind w:hanging="0"/>
         <w:rPr/>
       </w:pPr>
-      <w:bookmarkStart w:id="100" w:name="__RefHeading___Toc2293_2077070603"/>
+      <w:bookmarkStart w:id="100" w:name="__RefHeading___Toc2293_217768468"/>
       <w:bookmarkEnd w:id="100"/>
       <w:r>
         <w:rPr/>
@@ -17301,7 +17301,7 @@
         <w:ind w:hanging="0"/>
         <w:rPr/>
       </w:pPr>
-      <w:bookmarkStart w:id="101" w:name="__RefHeading___Toc2295_2077070603"/>
+      <w:bookmarkStart w:id="101" w:name="__RefHeading___Toc2295_217768468"/>
       <w:bookmarkEnd w:id="101"/>
       <w:r>
         <w:rPr/>
@@ -17444,7 +17444,7 @@
         <w:ind w:hanging="0"/>
         <w:rPr/>
       </w:pPr>
-      <w:bookmarkStart w:id="102" w:name="__RefHeading___Toc2297_2077070603"/>
+      <w:bookmarkStart w:id="102" w:name="__RefHeading___Toc2297_217768468"/>
       <w:bookmarkEnd w:id="102"/>
       <w:r>
         <w:rPr/>
@@ -17647,7 +17647,7 @@
         <w:ind w:hanging="0"/>
         <w:rPr/>
       </w:pPr>
-      <w:bookmarkStart w:id="103" w:name="__RefHeading___Toc2299_2077070603"/>
+      <w:bookmarkStart w:id="103" w:name="__RefHeading___Toc2299_217768468"/>
       <w:bookmarkEnd w:id="103"/>
       <w:r>
         <w:rPr/>
@@ -17742,7 +17742,7 @@
         <w:ind w:hanging="0"/>
         <w:rPr/>
       </w:pPr>
-      <w:bookmarkStart w:id="104" w:name="__RefHeading___Toc2301_2077070603"/>
+      <w:bookmarkStart w:id="104" w:name="__RefHeading___Toc2301_217768468"/>
       <w:bookmarkEnd w:id="104"/>
       <w:r>
         <w:rPr/>
@@ -17813,7 +17813,7 @@
         <w:ind w:hanging="0"/>
         <w:rPr/>
       </w:pPr>
-      <w:bookmarkStart w:id="105" w:name="__RefHeading___Toc2303_2077070603"/>
+      <w:bookmarkStart w:id="105" w:name="__RefHeading___Toc2303_217768468"/>
       <w:bookmarkEnd w:id="105"/>
       <w:r>
         <w:rPr/>
@@ -17884,7 +17884,7 @@
         <w:ind w:hanging="0"/>
         <w:rPr/>
       </w:pPr>
-      <w:bookmarkStart w:id="106" w:name="__RefHeading___Toc2305_2077070603"/>
+      <w:bookmarkStart w:id="106" w:name="__RefHeading___Toc2305_217768468"/>
       <w:bookmarkEnd w:id="106"/>
       <w:r>
         <w:rPr/>
@@ -17969,7 +17969,7 @@
         <w:ind w:hanging="0"/>
         <w:rPr/>
       </w:pPr>
-      <w:bookmarkStart w:id="107" w:name="__RefHeading___Toc2307_2077070603"/>
+      <w:bookmarkStart w:id="107" w:name="__RefHeading___Toc2307_217768468"/>
       <w:bookmarkEnd w:id="107"/>
       <w:r>
         <w:rPr/>
@@ -18040,7 +18040,7 @@
         <w:ind w:hanging="0"/>
         <w:rPr/>
       </w:pPr>
-      <w:bookmarkStart w:id="108" w:name="__RefHeading___Toc2309_2077070603"/>
+      <w:bookmarkStart w:id="108" w:name="__RefHeading___Toc2309_217768468"/>
       <w:bookmarkEnd w:id="108"/>
       <w:r>
         <w:rPr/>
@@ -18069,7 +18069,7 @@
         <w:ind w:hanging="0"/>
         <w:rPr/>
       </w:pPr>
-      <w:bookmarkStart w:id="109" w:name="__RefHeading___Toc2311_2077070603"/>
+      <w:bookmarkStart w:id="109" w:name="__RefHeading___Toc2311_217768468"/>
       <w:bookmarkEnd w:id="109"/>
       <w:r>
         <w:rPr/>
@@ -18098,7 +18098,7 @@
         <w:ind w:hanging="0"/>
         <w:rPr/>
       </w:pPr>
-      <w:bookmarkStart w:id="110" w:name="__RefHeading___Toc2313_2077070603"/>
+      <w:bookmarkStart w:id="110" w:name="__RefHeading___Toc2313_217768468"/>
       <w:bookmarkEnd w:id="110"/>
       <w:r>
         <w:rPr/>
@@ -18127,7 +18127,7 @@
         <w:ind w:hanging="0"/>
         <w:rPr/>
       </w:pPr>
-      <w:bookmarkStart w:id="111" w:name="__RefHeading___Toc2315_2077070603"/>
+      <w:bookmarkStart w:id="111" w:name="__RefHeading___Toc2315_217768468"/>
       <w:bookmarkEnd w:id="111"/>
       <w:r>
         <w:rPr/>
@@ -18156,7 +18156,7 @@
         <w:ind w:hanging="0"/>
         <w:rPr/>
       </w:pPr>
-      <w:bookmarkStart w:id="112" w:name="__RefHeading___Toc2317_2077070603"/>
+      <w:bookmarkStart w:id="112" w:name="__RefHeading___Toc2317_217768468"/>
       <w:bookmarkEnd w:id="112"/>
       <w:r>
         <w:rPr/>
@@ -18185,7 +18185,7 @@
         <w:ind w:hanging="0"/>
         <w:rPr/>
       </w:pPr>
-      <w:bookmarkStart w:id="113" w:name="__RefHeading___Toc2319_2077070603"/>
+      <w:bookmarkStart w:id="113" w:name="__RefHeading___Toc2319_217768468"/>
       <w:bookmarkEnd w:id="113"/>
       <w:r>
         <w:rPr/>
@@ -18214,7 +18214,7 @@
         <w:ind w:hanging="0"/>
         <w:rPr/>
       </w:pPr>
-      <w:bookmarkStart w:id="114" w:name="__RefHeading___Toc2321_2077070603"/>
+      <w:bookmarkStart w:id="114" w:name="__RefHeading___Toc2321_217768468"/>
       <w:bookmarkEnd w:id="114"/>
       <w:r>
         <w:rPr/>
@@ -18243,7 +18243,7 @@
         <w:ind w:hanging="0"/>
         <w:rPr/>
       </w:pPr>
-      <w:bookmarkStart w:id="115" w:name="__RefHeading___Toc2323_2077070603"/>
+      <w:bookmarkStart w:id="115" w:name="__RefHeading___Toc2323_217768468"/>
       <w:bookmarkEnd w:id="115"/>
       <w:r>
         <w:rPr/>
@@ -18384,7 +18384,7 @@
         <w:ind w:hanging="0"/>
         <w:rPr/>
       </w:pPr>
-      <w:bookmarkStart w:id="116" w:name="__RefHeading___Toc2325_2077070603"/>
+      <w:bookmarkStart w:id="116" w:name="__RefHeading___Toc2325_217768468"/>
       <w:bookmarkEnd w:id="116"/>
       <w:r>
         <w:rPr/>
@@ -18469,7 +18469,7 @@
         <w:ind w:hanging="0"/>
         <w:rPr/>
       </w:pPr>
-      <w:bookmarkStart w:id="117" w:name="__RefHeading___Toc2327_2077070603"/>
+      <w:bookmarkStart w:id="117" w:name="__RefHeading___Toc2327_217768468"/>
       <w:bookmarkEnd w:id="117"/>
       <w:r>
         <w:rPr/>
@@ -18554,7 +18554,7 @@
         <w:ind w:hanging="0"/>
         <w:rPr/>
       </w:pPr>
-      <w:bookmarkStart w:id="118" w:name="__RefHeading___Toc2329_2077070603"/>
+      <w:bookmarkStart w:id="118" w:name="__RefHeading___Toc2329_217768468"/>
       <w:bookmarkEnd w:id="118"/>
       <w:r>
         <w:rPr/>
@@ -18610,7 +18610,7 @@
         <w:ind w:hanging="0"/>
         <w:rPr/>
       </w:pPr>
-      <w:bookmarkStart w:id="119" w:name="__RefHeading___Toc2331_2077070603"/>
+      <w:bookmarkStart w:id="119" w:name="__RefHeading___Toc2331_217768468"/>
       <w:bookmarkEnd w:id="119"/>
       <w:r>
         <w:rPr/>
@@ -18864,7 +18864,7 @@
         <w:ind w:hanging="0"/>
         <w:rPr/>
       </w:pPr>
-      <w:bookmarkStart w:id="120" w:name="__RefHeading___Toc2333_2077070603"/>
+      <w:bookmarkStart w:id="120" w:name="__RefHeading___Toc2333_217768468"/>
       <w:bookmarkEnd w:id="120"/>
       <w:r>
         <w:rPr/>
@@ -18879,7 +18879,7 @@
         <w:ind w:hanging="0"/>
         <w:rPr/>
       </w:pPr>
-      <w:bookmarkStart w:id="121" w:name="__RefHeading___Toc2335_2077070603"/>
+      <w:bookmarkStart w:id="121" w:name="__RefHeading___Toc2335_217768468"/>
       <w:bookmarkEnd w:id="121"/>
       <w:r>
         <w:rPr/>
@@ -19251,7 +19251,7 @@
         <w:ind w:hanging="0"/>
         <w:rPr/>
       </w:pPr>
-      <w:bookmarkStart w:id="122" w:name="__RefHeading___Toc2337_2077070603"/>
+      <w:bookmarkStart w:id="122" w:name="__RefHeading___Toc2337_217768468"/>
       <w:bookmarkEnd w:id="122"/>
       <w:r>
         <w:rPr/>
@@ -19434,7 +19434,7 @@
         <w:ind w:hanging="0"/>
         <w:rPr/>
       </w:pPr>
-      <w:bookmarkStart w:id="123" w:name="__RefHeading___Toc2339_2077070603"/>
+      <w:bookmarkStart w:id="123" w:name="__RefHeading___Toc2339_217768468"/>
       <w:bookmarkEnd w:id="123"/>
       <w:r>
         <w:rPr/>
